--- a/docs/sdlc/50_operation/WS2D-UM-001_ユーザーマニュアル.docx
+++ b/docs/sdlc/50_operation/WS2D-UM-001_ユーザーマニュアル.docx
@@ -76,13 +76,13 @@
         <w:tblLook w:firstColumn="1" w:firstRow="1" w:lastColumn="0" w:lastRow="0" w:noHBand="0" w:noVBand="1" w:val="04A0"/>
       </w:tblPr>
       <w:tblGrid>
-        <w:gridCol w:w="4320"/>
-        <w:gridCol w:w="4320"/>
+        <w:gridCol w:w="4961"/>
+        <w:gridCol w:w="4961"/>
       </w:tblGrid>
       <w:tr>
         <w:tc>
           <w:tcPr>
-            <w:tcW w:type="dxa" w:w="4320"/>
+            <w:tcW w:type="dxa" w:w="4961"/>
             <w:shd w:fill="D9E2F3"/>
           </w:tcPr>
           <w:p>
@@ -102,7 +102,7 @@
         </w:tc>
         <w:tc>
           <w:tcPr>
-            <w:tcW w:type="dxa" w:w="4320"/>
+            <w:tcW w:type="dxa" w:w="4961"/>
           </w:tcPr>
           <w:p>
             <w:r>
@@ -123,7 +123,7 @@
       <w:tr>
         <w:tc>
           <w:tcPr>
-            <w:tcW w:type="dxa" w:w="4320"/>
+            <w:tcW w:type="dxa" w:w="4961"/>
             <w:shd w:fill="D9E2F3"/>
           </w:tcPr>
           <w:p>
@@ -143,7 +143,7 @@
         </w:tc>
         <w:tc>
           <w:tcPr>
-            <w:tcW w:type="dxa" w:w="4320"/>
+            <w:tcW w:type="dxa" w:w="4961"/>
           </w:tcPr>
           <w:p>
             <w:r>
@@ -164,7 +164,7 @@
       <w:tr>
         <w:tc>
           <w:tcPr>
-            <w:tcW w:type="dxa" w:w="4320"/>
+            <w:tcW w:type="dxa" w:w="4961"/>
             <w:shd w:fill="D9E2F3"/>
           </w:tcPr>
           <w:p>
@@ -184,7 +184,7 @@
         </w:tc>
         <w:tc>
           <w:tcPr>
-            <w:tcW w:type="dxa" w:w="4320"/>
+            <w:tcW w:type="dxa" w:w="4961"/>
           </w:tcPr>
           <w:p>
             <w:r>
@@ -205,7 +205,7 @@
       <w:tr>
         <w:tc>
           <w:tcPr>
-            <w:tcW w:type="dxa" w:w="4320"/>
+            <w:tcW w:type="dxa" w:w="4961"/>
             <w:shd w:fill="D9E2F3"/>
           </w:tcPr>
           <w:p>
@@ -225,7 +225,7 @@
         </w:tc>
         <w:tc>
           <w:tcPr>
-            <w:tcW w:type="dxa" w:w="4320"/>
+            <w:tcW w:type="dxa" w:w="4961"/>
           </w:tcPr>
           <w:p>
             <w:r>
@@ -246,7 +246,7 @@
       <w:tr>
         <w:tc>
           <w:tcPr>
-            <w:tcW w:type="dxa" w:w="4320"/>
+            <w:tcW w:type="dxa" w:w="4961"/>
             <w:shd w:fill="D9E2F3"/>
           </w:tcPr>
           <w:p>
@@ -266,7 +266,7 @@
         </w:tc>
         <w:tc>
           <w:tcPr>
-            <w:tcW w:type="dxa" w:w="4320"/>
+            <w:tcW w:type="dxa" w:w="4961"/>
           </w:tcPr>
           <w:p>
             <w:r>
@@ -287,7 +287,7 @@
       <w:tr>
         <w:tc>
           <w:tcPr>
-            <w:tcW w:type="dxa" w:w="4320"/>
+            <w:tcW w:type="dxa" w:w="4961"/>
             <w:shd w:fill="D9E2F3"/>
           </w:tcPr>
           <w:p>
@@ -307,7 +307,7 @@
         </w:tc>
         <w:tc>
           <w:tcPr>
-            <w:tcW w:type="dxa" w:w="4320"/>
+            <w:tcW w:type="dxa" w:w="4961"/>
           </w:tcPr>
           <w:p>
             <w:r>
@@ -356,13 +356,13 @@
         <w:tblLook w:firstColumn="1" w:firstRow="1" w:lastColumn="0" w:lastRow="0" w:noHBand="0" w:noVBand="1" w:val="04A0"/>
       </w:tblPr>
       <w:tblGrid>
-        <w:gridCol w:w="4320"/>
-        <w:gridCol w:w="4320"/>
+        <w:gridCol w:w="4961"/>
+        <w:gridCol w:w="4961"/>
       </w:tblGrid>
       <w:tr>
         <w:tc>
           <w:tcPr>
-            <w:tcW w:type="dxa" w:w="4320"/>
+            <w:tcW w:type="dxa" w:w="4961"/>
             <w:shd w:fill="D9E2F3"/>
           </w:tcPr>
           <w:p>
@@ -382,7 +382,7 @@
         </w:tc>
         <w:tc>
           <w:tcPr>
-            <w:tcW w:type="dxa" w:w="4320"/>
+            <w:tcW w:type="dxa" w:w="4961"/>
           </w:tcPr>
           <w:p>
             <w:r>
@@ -403,7 +403,7 @@
       <w:tr>
         <w:tc>
           <w:tcPr>
-            <w:tcW w:type="dxa" w:w="4320"/>
+            <w:tcW w:type="dxa" w:w="4961"/>
             <w:shd w:fill="D9E2F3"/>
           </w:tcPr>
           <w:p>
@@ -423,7 +423,7 @@
         </w:tc>
         <w:tc>
           <w:tcPr>
-            <w:tcW w:type="dxa" w:w="4320"/>
+            <w:tcW w:type="dxa" w:w="4961"/>
           </w:tcPr>
           <w:p>
             <w:r>
@@ -444,7 +444,7 @@
       <w:tr>
         <w:tc>
           <w:tcPr>
-            <w:tcW w:type="dxa" w:w="4320"/>
+            <w:tcW w:type="dxa" w:w="4961"/>
             <w:shd w:fill="D9E2F3"/>
           </w:tcPr>
           <w:p>
@@ -464,7 +464,7 @@
         </w:tc>
         <w:tc>
           <w:tcPr>
-            <w:tcW w:type="dxa" w:w="4320"/>
+            <w:tcW w:type="dxa" w:w="4961"/>
           </w:tcPr>
           <w:p>
             <w:r>
@@ -485,7 +485,7 @@
       <w:tr>
         <w:tc>
           <w:tcPr>
-            <w:tcW w:type="dxa" w:w="4320"/>
+            <w:tcW w:type="dxa" w:w="4961"/>
             <w:shd w:fill="D9E2F3"/>
           </w:tcPr>
           <w:p>
@@ -505,7 +505,7 @@
         </w:tc>
         <w:tc>
           <w:tcPr>
-            <w:tcW w:type="dxa" w:w="4320"/>
+            <w:tcW w:type="dxa" w:w="4961"/>
           </w:tcPr>
           <w:p>
             <w:r>
@@ -526,7 +526,7 @@
       <w:tr>
         <w:tc>
           <w:tcPr>
-            <w:tcW w:type="dxa" w:w="4320"/>
+            <w:tcW w:type="dxa" w:w="4961"/>
             <w:shd w:fill="D9E2F3"/>
           </w:tcPr>
           <w:p>
@@ -546,7 +546,7 @@
         </w:tc>
         <w:tc>
           <w:tcPr>
-            <w:tcW w:type="dxa" w:w="4320"/>
+            <w:tcW w:type="dxa" w:w="4961"/>
           </w:tcPr>
           <w:p>
             <w:r>
@@ -567,7 +567,7 @@
       <w:tr>
         <w:tc>
           <w:tcPr>
-            <w:tcW w:type="dxa" w:w="4320"/>
+            <w:tcW w:type="dxa" w:w="4961"/>
             <w:shd w:fill="D9E2F3"/>
           </w:tcPr>
           <w:p>
@@ -587,7 +587,7 @@
         </w:tc>
         <w:tc>
           <w:tcPr>
-            <w:tcW w:type="dxa" w:w="4320"/>
+            <w:tcW w:type="dxa" w:w="4961"/>
           </w:tcPr>
           <w:p>
             <w:r>
@@ -632,15 +632,15 @@
         <w:tblLook w:firstColumn="1" w:firstRow="1" w:lastColumn="0" w:lastRow="0" w:noHBand="0" w:noVBand="1" w:val="04A0"/>
       </w:tblPr>
       <w:tblGrid>
-        <w:gridCol w:w="2160"/>
-        <w:gridCol w:w="2160"/>
-        <w:gridCol w:w="2160"/>
-        <w:gridCol w:w="2160"/>
+        <w:gridCol w:w="2480"/>
+        <w:gridCol w:w="2480"/>
+        <w:gridCol w:w="2480"/>
+        <w:gridCol w:w="2480"/>
       </w:tblGrid>
       <w:tr>
         <w:tc>
           <w:tcPr>
-            <w:tcW w:type="dxa" w:w="2160"/>
+            <w:tcW w:type="dxa" w:w="2480"/>
             <w:shd w:fill="D9E2F3"/>
           </w:tcPr>
           <w:p>
@@ -662,7 +662,7 @@
         </w:tc>
         <w:tc>
           <w:tcPr>
-            <w:tcW w:type="dxa" w:w="2160"/>
+            <w:tcW w:type="dxa" w:w="2480"/>
             <w:shd w:fill="D9E2F3"/>
           </w:tcPr>
           <w:p>
@@ -684,7 +684,7 @@
         </w:tc>
         <w:tc>
           <w:tcPr>
-            <w:tcW w:type="dxa" w:w="2160"/>
+            <w:tcW w:type="dxa" w:w="2480"/>
             <w:shd w:fill="D9E2F3"/>
           </w:tcPr>
           <w:p>
@@ -706,7 +706,7 @@
         </w:tc>
         <w:tc>
           <w:tcPr>
-            <w:tcW w:type="dxa" w:w="2160"/>
+            <w:tcW w:type="dxa" w:w="2480"/>
             <w:shd w:fill="D9E2F3"/>
           </w:tcPr>
           <w:p>
@@ -730,7 +730,7 @@
       <w:tr>
         <w:tc>
           <w:tcPr>
-            <w:tcW w:type="dxa" w:w="2160"/>
+            <w:tcW w:type="dxa" w:w="2480"/>
           </w:tcPr>
           <w:p>
             <w:r>
@@ -749,7 +749,7 @@
         </w:tc>
         <w:tc>
           <w:tcPr>
-            <w:tcW w:type="dxa" w:w="2160"/>
+            <w:tcW w:type="dxa" w:w="2480"/>
           </w:tcPr>
           <w:p>
             <w:r>
@@ -761,7 +761,7 @@
         </w:tc>
         <w:tc>
           <w:tcPr>
-            <w:tcW w:type="dxa" w:w="2160"/>
+            <w:tcW w:type="dxa" w:w="2480"/>
           </w:tcPr>
           <w:p>
             <w:r>
@@ -773,7 +773,7 @@
         </w:tc>
         <w:tc>
           <w:tcPr>
-            <w:tcW w:type="dxa" w:w="2160"/>
+            <w:tcW w:type="dxa" w:w="2480"/>
           </w:tcPr>
           <w:p>
             <w:r>
@@ -787,7 +787,7 @@
       <w:tr>
         <w:tc>
           <w:tcPr>
-            <w:tcW w:type="dxa" w:w="2160"/>
+            <w:tcW w:type="dxa" w:w="2480"/>
           </w:tcPr>
           <w:p>
             <w:r>
@@ -806,7 +806,7 @@
         </w:tc>
         <w:tc>
           <w:tcPr>
-            <w:tcW w:type="dxa" w:w="2160"/>
+            <w:tcW w:type="dxa" w:w="2480"/>
           </w:tcPr>
           <w:p>
             <w:r>
@@ -818,7 +818,7 @@
         </w:tc>
         <w:tc>
           <w:tcPr>
-            <w:tcW w:type="dxa" w:w="2160"/>
+            <w:tcW w:type="dxa" w:w="2480"/>
           </w:tcPr>
           <w:p>
             <w:r>
@@ -830,7 +830,7 @@
         </w:tc>
         <w:tc>
           <w:tcPr>
-            <w:tcW w:type="dxa" w:w="2160"/>
+            <w:tcW w:type="dxa" w:w="2480"/>
           </w:tcPr>
           <w:p>
             <w:r>
@@ -844,7 +844,7 @@
       <w:tr>
         <w:tc>
           <w:tcPr>
-            <w:tcW w:type="dxa" w:w="2160"/>
+            <w:tcW w:type="dxa" w:w="2480"/>
             <w:shd w:fill="D9E2F3"/>
           </w:tcPr>
           <w:p>
@@ -864,7 +864,7 @@
         </w:tc>
         <w:tc>
           <w:tcPr>
-            <w:tcW w:type="dxa" w:w="2160"/>
+            <w:tcW w:type="dxa" w:w="2480"/>
           </w:tcPr>
           <w:p>
             <w:r>
@@ -876,7 +876,7 @@
         </w:tc>
         <w:tc>
           <w:tcPr>
-            <w:tcW w:type="dxa" w:w="2160"/>
+            <w:tcW w:type="dxa" w:w="2480"/>
           </w:tcPr>
           <w:p>
             <w:r>
@@ -888,7 +888,7 @@
         </w:tc>
         <w:tc>
           <w:tcPr>
-            <w:tcW w:type="dxa" w:w="2160"/>
+            <w:tcW w:type="dxa" w:w="2480"/>
           </w:tcPr>
           <w:p>
             <w:r>
@@ -1535,17 +1535,17 @@
       <w:tblPr>
         <w:tblStyle w:val="TableGrid"/>
         <w:tblW w:type="auto" w:w="0"/>
-        <w:tblLayout w:type="autofit"/>
+        <w:tblLayout w:type="fixed"/>
         <w:tblLook w:firstColumn="1" w:firstRow="1" w:lastColumn="0" w:lastRow="0" w:noHBand="0" w:noVBand="1" w:val="04A0"/>
       </w:tblPr>
       <w:tblGrid>
-        <w:gridCol w:w="4320"/>
-        <w:gridCol w:w="4320"/>
+        <w:gridCol w:w="4961"/>
+        <w:gridCol w:w="4961"/>
       </w:tblGrid>
       <w:tr>
         <w:tc>
           <w:tcPr>
-            <w:tcW w:type="dxa" w:w="4320"/>
+            <w:tcW w:type="dxa" w:w="4961"/>
             <w:shd w:fill="D9E2F3"/>
           </w:tcPr>
           <w:p>
@@ -1567,7 +1567,7 @@
         </w:tc>
         <w:tc>
           <w:tcPr>
-            <w:tcW w:type="dxa" w:w="4320"/>
+            <w:tcW w:type="dxa" w:w="4961"/>
             <w:shd w:fill="D9E2F3"/>
           </w:tcPr>
           <w:p>
@@ -1591,7 +1591,7 @@
       <w:tr>
         <w:tc>
           <w:tcPr>
-            <w:tcW w:type="dxa" w:w="4320"/>
+            <w:tcW w:type="dxa" w:w="4961"/>
           </w:tcPr>
           <w:p>
             <w:r>
@@ -1610,7 +1610,7 @@
         </w:tc>
         <w:tc>
           <w:tcPr>
-            <w:tcW w:type="dxa" w:w="4320"/>
+            <w:tcW w:type="dxa" w:w="4961"/>
           </w:tcPr>
           <w:p>
             <w:r>
@@ -1631,7 +1631,7 @@
       <w:tr>
         <w:tc>
           <w:tcPr>
-            <w:tcW w:type="dxa" w:w="4320"/>
+            <w:tcW w:type="dxa" w:w="4961"/>
           </w:tcPr>
           <w:p>
             <w:r>
@@ -1650,7 +1650,7 @@
         </w:tc>
         <w:tc>
           <w:tcPr>
-            <w:tcW w:type="dxa" w:w="4320"/>
+            <w:tcW w:type="dxa" w:w="4961"/>
           </w:tcPr>
           <w:p>
             <w:r>
@@ -1671,7 +1671,7 @@
       <w:tr>
         <w:tc>
           <w:tcPr>
-            <w:tcW w:type="dxa" w:w="4320"/>
+            <w:tcW w:type="dxa" w:w="4961"/>
           </w:tcPr>
           <w:p>
             <w:r>
@@ -1690,7 +1690,7 @@
         </w:tc>
         <w:tc>
           <w:tcPr>
-            <w:tcW w:type="dxa" w:w="4320"/>
+            <w:tcW w:type="dxa" w:w="4961"/>
           </w:tcPr>
           <w:p>
             <w:r>
@@ -2000,17 +2000,17 @@
       <w:tblPr>
         <w:tblStyle w:val="TableGrid"/>
         <w:tblW w:type="auto" w:w="0"/>
-        <w:tblLayout w:type="autofit"/>
+        <w:tblLayout w:type="fixed"/>
         <w:tblLook w:firstColumn="1" w:firstRow="1" w:lastColumn="0" w:lastRow="0" w:noHBand="0" w:noVBand="1" w:val="04A0"/>
       </w:tblPr>
       <w:tblGrid>
-        <w:gridCol w:w="4320"/>
-        <w:gridCol w:w="4320"/>
+        <w:gridCol w:w="4961"/>
+        <w:gridCol w:w="4961"/>
       </w:tblGrid>
       <w:tr>
         <w:tc>
           <w:tcPr>
-            <w:tcW w:type="dxa" w:w="4320"/>
+            <w:tcW w:type="dxa" w:w="4961"/>
             <w:shd w:fill="D9E2F3"/>
           </w:tcPr>
           <w:p>
@@ -2032,7 +2032,7 @@
         </w:tc>
         <w:tc>
           <w:tcPr>
-            <w:tcW w:type="dxa" w:w="4320"/>
+            <w:tcW w:type="dxa" w:w="4961"/>
             <w:shd w:fill="D9E2F3"/>
           </w:tcPr>
           <w:p>
@@ -2056,7 +2056,7 @@
       <w:tr>
         <w:tc>
           <w:tcPr>
-            <w:tcW w:type="dxa" w:w="4320"/>
+            <w:tcW w:type="dxa" w:w="4961"/>
           </w:tcPr>
           <w:p>
             <w:r>
@@ -2075,7 +2075,7 @@
         </w:tc>
         <w:tc>
           <w:tcPr>
-            <w:tcW w:type="dxa" w:w="4320"/>
+            <w:tcW w:type="dxa" w:w="4961"/>
           </w:tcPr>
           <w:p>
             <w:r>
@@ -2096,7 +2096,7 @@
       <w:tr>
         <w:tc>
           <w:tcPr>
-            <w:tcW w:type="dxa" w:w="4320"/>
+            <w:tcW w:type="dxa" w:w="4961"/>
           </w:tcPr>
           <w:p>
             <w:r>
@@ -2115,7 +2115,7 @@
         </w:tc>
         <w:tc>
           <w:tcPr>
-            <w:tcW w:type="dxa" w:w="4320"/>
+            <w:tcW w:type="dxa" w:w="4961"/>
           </w:tcPr>
           <w:p>
             <w:r>
@@ -2136,7 +2136,7 @@
       <w:tr>
         <w:tc>
           <w:tcPr>
-            <w:tcW w:type="dxa" w:w="4320"/>
+            <w:tcW w:type="dxa" w:w="4961"/>
           </w:tcPr>
           <w:p>
             <w:r>
@@ -2155,7 +2155,7 @@
         </w:tc>
         <w:tc>
           <w:tcPr>
-            <w:tcW w:type="dxa" w:w="4320"/>
+            <w:tcW w:type="dxa" w:w="4961"/>
           </w:tcPr>
           <w:p>
             <w:r>
@@ -2184,7 +2184,7 @@
       <w:tr>
         <w:tc>
           <w:tcPr>
-            <w:tcW w:type="dxa" w:w="4320"/>
+            <w:tcW w:type="dxa" w:w="4961"/>
           </w:tcPr>
           <w:p>
             <w:r>
@@ -2203,7 +2203,7 @@
         </w:tc>
         <w:tc>
           <w:tcPr>
-            <w:tcW w:type="dxa" w:w="4320"/>
+            <w:tcW w:type="dxa" w:w="4961"/>
           </w:tcPr>
           <w:p>
             <w:r>
@@ -2239,7 +2239,7 @@
       <w:tr>
         <w:tc>
           <w:tcPr>
-            <w:tcW w:type="dxa" w:w="4320"/>
+            <w:tcW w:type="dxa" w:w="4961"/>
           </w:tcPr>
           <w:p>
             <w:r>
@@ -2258,7 +2258,7 @@
         </w:tc>
         <w:tc>
           <w:tcPr>
-            <w:tcW w:type="dxa" w:w="4320"/>
+            <w:tcW w:type="dxa" w:w="4961"/>
           </w:tcPr>
           <w:p>
             <w:r>
@@ -2279,7 +2279,7 @@
       <w:tr>
         <w:tc>
           <w:tcPr>
-            <w:tcW w:type="dxa" w:w="4320"/>
+            <w:tcW w:type="dxa" w:w="4961"/>
           </w:tcPr>
           <w:p>
             <w:r>
@@ -2298,7 +2298,7 @@
         </w:tc>
         <w:tc>
           <w:tcPr>
-            <w:tcW w:type="dxa" w:w="4320"/>
+            <w:tcW w:type="dxa" w:w="4961"/>
           </w:tcPr>
           <w:p>
             <w:r>
@@ -2319,7 +2319,7 @@
       <w:tr>
         <w:tc>
           <w:tcPr>
-            <w:tcW w:type="dxa" w:w="4320"/>
+            <w:tcW w:type="dxa" w:w="4961"/>
           </w:tcPr>
           <w:p>
             <w:r>
@@ -2338,7 +2338,7 @@
         </w:tc>
         <w:tc>
           <w:tcPr>
-            <w:tcW w:type="dxa" w:w="4320"/>
+            <w:tcW w:type="dxa" w:w="4961"/>
           </w:tcPr>
           <w:p>
             <w:r>
@@ -2359,7 +2359,7 @@
       <w:tr>
         <w:tc>
           <w:tcPr>
-            <w:tcW w:type="dxa" w:w="4320"/>
+            <w:tcW w:type="dxa" w:w="4961"/>
           </w:tcPr>
           <w:p>
             <w:r>
@@ -2378,7 +2378,7 @@
         </w:tc>
         <w:tc>
           <w:tcPr>
-            <w:tcW w:type="dxa" w:w="4320"/>
+            <w:tcW w:type="dxa" w:w="4961"/>
           </w:tcPr>
           <w:p>
             <w:r>
@@ -2399,7 +2399,7 @@
       <w:tr>
         <w:tc>
           <w:tcPr>
-            <w:tcW w:type="dxa" w:w="4320"/>
+            <w:tcW w:type="dxa" w:w="4961"/>
           </w:tcPr>
           <w:p>
             <w:r>
@@ -2418,7 +2418,7 @@
         </w:tc>
         <w:tc>
           <w:tcPr>
-            <w:tcW w:type="dxa" w:w="4320"/>
+            <w:tcW w:type="dxa" w:w="4961"/>
           </w:tcPr>
           <w:p>
             <w:r>
@@ -2439,7 +2439,7 @@
       <w:tr>
         <w:tc>
           <w:tcPr>
-            <w:tcW w:type="dxa" w:w="4320"/>
+            <w:tcW w:type="dxa" w:w="4961"/>
           </w:tcPr>
           <w:p>
             <w:r>
@@ -2458,7 +2458,7 @@
         </w:tc>
         <w:tc>
           <w:tcPr>
-            <w:tcW w:type="dxa" w:w="4320"/>
+            <w:tcW w:type="dxa" w:w="4961"/>
           </w:tcPr>
           <w:p>
             <w:r>
@@ -2479,7 +2479,7 @@
       <w:tr>
         <w:tc>
           <w:tcPr>
-            <w:tcW w:type="dxa" w:w="4320"/>
+            <w:tcW w:type="dxa" w:w="4961"/>
           </w:tcPr>
           <w:p>
             <w:r>
@@ -2498,7 +2498,7 @@
         </w:tc>
         <w:tc>
           <w:tcPr>
-            <w:tcW w:type="dxa" w:w="4320"/>
+            <w:tcW w:type="dxa" w:w="4961"/>
           </w:tcPr>
           <w:p>
             <w:r>
@@ -2519,7 +2519,7 @@
       <w:tr>
         <w:tc>
           <w:tcPr>
-            <w:tcW w:type="dxa" w:w="4320"/>
+            <w:tcW w:type="dxa" w:w="4961"/>
           </w:tcPr>
           <w:p>
             <w:r>
@@ -2538,7 +2538,7 @@
         </w:tc>
         <w:tc>
           <w:tcPr>
-            <w:tcW w:type="dxa" w:w="4320"/>
+            <w:tcW w:type="dxa" w:w="4961"/>
           </w:tcPr>
           <w:p>
             <w:r>
@@ -2559,7 +2559,7 @@
       <w:tr>
         <w:tc>
           <w:tcPr>
-            <w:tcW w:type="dxa" w:w="4320"/>
+            <w:tcW w:type="dxa" w:w="4961"/>
           </w:tcPr>
           <w:p>
             <w:r>
@@ -2578,7 +2578,7 @@
         </w:tc>
         <w:tc>
           <w:tcPr>
-            <w:tcW w:type="dxa" w:w="4320"/>
+            <w:tcW w:type="dxa" w:w="4961"/>
           </w:tcPr>
           <w:p>
             <w:r>
@@ -4302,17 +4302,17 @@
       <w:tblPr>
         <w:tblStyle w:val="TableGrid"/>
         <w:tblW w:type="auto" w:w="0"/>
-        <w:tblLayout w:type="autofit"/>
+        <w:tblLayout w:type="fixed"/>
         <w:tblLook w:firstColumn="1" w:firstRow="1" w:lastColumn="0" w:lastRow="0" w:noHBand="0" w:noVBand="1" w:val="04A0"/>
       </w:tblPr>
       <w:tblGrid>
-        <w:gridCol w:w="4320"/>
-        <w:gridCol w:w="4320"/>
+        <w:gridCol w:w="4961"/>
+        <w:gridCol w:w="4961"/>
       </w:tblGrid>
       <w:tr>
         <w:tc>
           <w:tcPr>
-            <w:tcW w:type="dxa" w:w="4320"/>
+            <w:tcW w:type="dxa" w:w="4961"/>
             <w:shd w:fill="D9E2F3"/>
           </w:tcPr>
           <w:p>
@@ -4334,7 +4334,7 @@
         </w:tc>
         <w:tc>
           <w:tcPr>
-            <w:tcW w:type="dxa" w:w="4320"/>
+            <w:tcW w:type="dxa" w:w="4961"/>
             <w:shd w:fill="D9E2F3"/>
           </w:tcPr>
           <w:p>
@@ -4358,7 +4358,7 @@
       <w:tr>
         <w:tc>
           <w:tcPr>
-            <w:tcW w:type="dxa" w:w="4320"/>
+            <w:tcW w:type="dxa" w:w="4961"/>
           </w:tcPr>
           <w:p>
             <w:r>
@@ -4377,7 +4377,7 @@
         </w:tc>
         <w:tc>
           <w:tcPr>
-            <w:tcW w:type="dxa" w:w="4320"/>
+            <w:tcW w:type="dxa" w:w="4961"/>
           </w:tcPr>
           <w:p>
             <w:r>
@@ -4398,7 +4398,7 @@
       <w:tr>
         <w:tc>
           <w:tcPr>
-            <w:tcW w:type="dxa" w:w="4320"/>
+            <w:tcW w:type="dxa" w:w="4961"/>
           </w:tcPr>
           <w:p>
             <w:r>
@@ -4417,7 +4417,7 @@
         </w:tc>
         <w:tc>
           <w:tcPr>
-            <w:tcW w:type="dxa" w:w="4320"/>
+            <w:tcW w:type="dxa" w:w="4961"/>
           </w:tcPr>
           <w:p>
             <w:r>
@@ -4438,7 +4438,7 @@
       <w:tr>
         <w:tc>
           <w:tcPr>
-            <w:tcW w:type="dxa" w:w="4320"/>
+            <w:tcW w:type="dxa" w:w="4961"/>
           </w:tcPr>
           <w:p>
             <w:r>
@@ -4457,7 +4457,7 @@
         </w:tc>
         <w:tc>
           <w:tcPr>
-            <w:tcW w:type="dxa" w:w="4320"/>
+            <w:tcW w:type="dxa" w:w="4961"/>
           </w:tcPr>
           <w:p>
             <w:r>
@@ -4478,7 +4478,7 @@
       <w:tr>
         <w:tc>
           <w:tcPr>
-            <w:tcW w:type="dxa" w:w="4320"/>
+            <w:tcW w:type="dxa" w:w="4961"/>
           </w:tcPr>
           <w:p>
             <w:r>
@@ -4497,7 +4497,7 @@
         </w:tc>
         <w:tc>
           <w:tcPr>
-            <w:tcW w:type="dxa" w:w="4320"/>
+            <w:tcW w:type="dxa" w:w="4961"/>
           </w:tcPr>
           <w:p>
             <w:r>
@@ -4518,7 +4518,7 @@
       <w:tr>
         <w:tc>
           <w:tcPr>
-            <w:tcW w:type="dxa" w:w="4320"/>
+            <w:tcW w:type="dxa" w:w="4961"/>
           </w:tcPr>
           <w:p>
             <w:r>
@@ -4537,7 +4537,7 @@
         </w:tc>
         <w:tc>
           <w:tcPr>
-            <w:tcW w:type="dxa" w:w="4320"/>
+            <w:tcW w:type="dxa" w:w="4961"/>
           </w:tcPr>
           <w:p>
             <w:r>
@@ -4558,7 +4558,7 @@
       <w:tr>
         <w:tc>
           <w:tcPr>
-            <w:tcW w:type="dxa" w:w="4320"/>
+            <w:tcW w:type="dxa" w:w="4961"/>
           </w:tcPr>
           <w:p>
             <w:r>
@@ -4577,7 +4577,7 @@
         </w:tc>
         <w:tc>
           <w:tcPr>
-            <w:tcW w:type="dxa" w:w="4320"/>
+            <w:tcW w:type="dxa" w:w="4961"/>
           </w:tcPr>
           <w:p>
             <w:r>
@@ -4598,7 +4598,7 @@
       <w:tr>
         <w:tc>
           <w:tcPr>
-            <w:tcW w:type="dxa" w:w="4320"/>
+            <w:tcW w:type="dxa" w:w="4961"/>
           </w:tcPr>
           <w:p>
             <w:r>
@@ -4617,7 +4617,7 @@
         </w:tc>
         <w:tc>
           <w:tcPr>
-            <w:tcW w:type="dxa" w:w="4320"/>
+            <w:tcW w:type="dxa" w:w="4961"/>
           </w:tcPr>
           <w:p>
             <w:r>
@@ -4638,7 +4638,7 @@
       <w:tr>
         <w:tc>
           <w:tcPr>
-            <w:tcW w:type="dxa" w:w="4320"/>
+            <w:tcW w:type="dxa" w:w="4961"/>
           </w:tcPr>
           <w:p>
             <w:r>
@@ -4657,7 +4657,7 @@
         </w:tc>
         <w:tc>
           <w:tcPr>
-            <w:tcW w:type="dxa" w:w="4320"/>
+            <w:tcW w:type="dxa" w:w="4961"/>
           </w:tcPr>
           <w:p>
             <w:r>
@@ -4781,17 +4781,17 @@
       <w:tblPr>
         <w:tblStyle w:val="TableGrid"/>
         <w:tblW w:type="auto" w:w="0"/>
-        <w:tblLayout w:type="autofit"/>
+        <w:tblLayout w:type="fixed"/>
         <w:tblLook w:firstColumn="1" w:firstRow="1" w:lastColumn="0" w:lastRow="0" w:noHBand="0" w:noVBand="1" w:val="04A0"/>
       </w:tblPr>
       <w:tblGrid>
-        <w:gridCol w:w="4320"/>
-        <w:gridCol w:w="4320"/>
+        <w:gridCol w:w="4961"/>
+        <w:gridCol w:w="4961"/>
       </w:tblGrid>
       <w:tr>
         <w:tc>
           <w:tcPr>
-            <w:tcW w:type="dxa" w:w="4320"/>
+            <w:tcW w:type="dxa" w:w="4961"/>
             <w:shd w:fill="D9E2F3"/>
           </w:tcPr>
           <w:p>
@@ -4813,7 +4813,7 @@
         </w:tc>
         <w:tc>
           <w:tcPr>
-            <w:tcW w:type="dxa" w:w="4320"/>
+            <w:tcW w:type="dxa" w:w="4961"/>
             <w:shd w:fill="D9E2F3"/>
           </w:tcPr>
           <w:p>
@@ -4837,7 +4837,7 @@
       <w:tr>
         <w:tc>
           <w:tcPr>
-            <w:tcW w:type="dxa" w:w="4320"/>
+            <w:tcW w:type="dxa" w:w="4961"/>
           </w:tcPr>
           <w:p>
             <w:r>
@@ -4856,7 +4856,7 @@
         </w:tc>
         <w:tc>
           <w:tcPr>
-            <w:tcW w:type="dxa" w:w="4320"/>
+            <w:tcW w:type="dxa" w:w="4961"/>
           </w:tcPr>
           <w:p>
             <w:r>
@@ -4877,7 +4877,7 @@
       <w:tr>
         <w:tc>
           <w:tcPr>
-            <w:tcW w:type="dxa" w:w="4320"/>
+            <w:tcW w:type="dxa" w:w="4961"/>
           </w:tcPr>
           <w:p>
             <w:r>
@@ -4896,7 +4896,7 @@
         </w:tc>
         <w:tc>
           <w:tcPr>
-            <w:tcW w:type="dxa" w:w="4320"/>
+            <w:tcW w:type="dxa" w:w="4961"/>
           </w:tcPr>
           <w:p>
             <w:r>
@@ -4917,7 +4917,7 @@
       <w:tr>
         <w:tc>
           <w:tcPr>
-            <w:tcW w:type="dxa" w:w="4320"/>
+            <w:tcW w:type="dxa" w:w="4961"/>
           </w:tcPr>
           <w:p>
             <w:r>
@@ -4936,7 +4936,7 @@
         </w:tc>
         <w:tc>
           <w:tcPr>
-            <w:tcW w:type="dxa" w:w="4320"/>
+            <w:tcW w:type="dxa" w:w="4961"/>
           </w:tcPr>
           <w:p>
             <w:r>
@@ -4957,7 +4957,7 @@
       <w:tr>
         <w:tc>
           <w:tcPr>
-            <w:tcW w:type="dxa" w:w="4320"/>
+            <w:tcW w:type="dxa" w:w="4961"/>
           </w:tcPr>
           <w:p>
             <w:r>
@@ -4976,7 +4976,7 @@
         </w:tc>
         <w:tc>
           <w:tcPr>
-            <w:tcW w:type="dxa" w:w="4320"/>
+            <w:tcW w:type="dxa" w:w="4961"/>
           </w:tcPr>
           <w:p>
             <w:r>
@@ -5004,7 +5004,7 @@
       <w:tr>
         <w:tc>
           <w:tcPr>
-            <w:tcW w:type="dxa" w:w="4320"/>
+            <w:tcW w:type="dxa" w:w="4961"/>
           </w:tcPr>
           <w:p>
             <w:r>
@@ -5023,7 +5023,7 @@
         </w:tc>
         <w:tc>
           <w:tcPr>
-            <w:tcW w:type="dxa" w:w="4320"/>
+            <w:tcW w:type="dxa" w:w="4961"/>
           </w:tcPr>
           <w:p>
             <w:r>
@@ -5065,7 +5065,7 @@
       <w:tr>
         <w:tc>
           <w:tcPr>
-            <w:tcW w:type="dxa" w:w="4320"/>
+            <w:tcW w:type="dxa" w:w="4961"/>
           </w:tcPr>
           <w:p>
             <w:r>
@@ -5084,7 +5084,7 @@
         </w:tc>
         <w:tc>
           <w:tcPr>
-            <w:tcW w:type="dxa" w:w="4320"/>
+            <w:tcW w:type="dxa" w:w="4961"/>
           </w:tcPr>
           <w:p>
             <w:r>
@@ -5105,7 +5105,7 @@
       <w:tr>
         <w:tc>
           <w:tcPr>
-            <w:tcW w:type="dxa" w:w="4320"/>
+            <w:tcW w:type="dxa" w:w="4961"/>
           </w:tcPr>
           <w:p>
             <w:r>
@@ -5124,7 +5124,7 @@
         </w:tc>
         <w:tc>
           <w:tcPr>
-            <w:tcW w:type="dxa" w:w="4320"/>
+            <w:tcW w:type="dxa" w:w="4961"/>
           </w:tcPr>
           <w:p>
             <w:r>
@@ -5145,7 +5145,7 @@
       <w:tr>
         <w:tc>
           <w:tcPr>
-            <w:tcW w:type="dxa" w:w="4320"/>
+            <w:tcW w:type="dxa" w:w="4961"/>
           </w:tcPr>
           <w:p>
             <w:r>
@@ -5164,7 +5164,7 @@
         </w:tc>
         <w:tc>
           <w:tcPr>
-            <w:tcW w:type="dxa" w:w="4320"/>
+            <w:tcW w:type="dxa" w:w="4961"/>
           </w:tcPr>
           <w:p>
             <w:r>
@@ -5303,18 +5303,18 @@
       <w:tblPr>
         <w:tblStyle w:val="TableGrid"/>
         <w:tblW w:type="auto" w:w="0"/>
-        <w:tblLayout w:type="autofit"/>
+        <w:tblLayout w:type="fixed"/>
         <w:tblLook w:firstColumn="1" w:firstRow="1" w:lastColumn="0" w:lastRow="0" w:noHBand="0" w:noVBand="1" w:val="04A0"/>
       </w:tblPr>
       <w:tblGrid>
-        <w:gridCol w:w="2880"/>
-        <w:gridCol w:w="2880"/>
-        <w:gridCol w:w="2880"/>
+        <w:gridCol w:w="3307"/>
+        <w:gridCol w:w="3307"/>
+        <w:gridCol w:w="3307"/>
       </w:tblGrid>
       <w:tr>
         <w:tc>
           <w:tcPr>
-            <w:tcW w:type="dxa" w:w="2880"/>
+            <w:tcW w:type="dxa" w:w="3307"/>
             <w:shd w:fill="D9E2F3"/>
           </w:tcPr>
           <w:p>
@@ -5336,7 +5336,7 @@
         </w:tc>
         <w:tc>
           <w:tcPr>
-            <w:tcW w:type="dxa" w:w="2880"/>
+            <w:tcW w:type="dxa" w:w="3307"/>
             <w:shd w:fill="D9E2F3"/>
           </w:tcPr>
           <w:p>
@@ -5358,7 +5358,7 @@
         </w:tc>
         <w:tc>
           <w:tcPr>
-            <w:tcW w:type="dxa" w:w="2880"/>
+            <w:tcW w:type="dxa" w:w="3307"/>
             <w:shd w:fill="D9E2F3"/>
           </w:tcPr>
           <w:p>
@@ -5382,7 +5382,7 @@
       <w:tr>
         <w:tc>
           <w:tcPr>
-            <w:tcW w:type="dxa" w:w="2880"/>
+            <w:tcW w:type="dxa" w:w="3307"/>
           </w:tcPr>
           <w:p>
             <w:r>
@@ -5401,7 +5401,7 @@
         </w:tc>
         <w:tc>
           <w:tcPr>
-            <w:tcW w:type="dxa" w:w="2880"/>
+            <w:tcW w:type="dxa" w:w="3307"/>
           </w:tcPr>
           <w:p>
             <w:r>
@@ -5420,7 +5420,7 @@
         </w:tc>
         <w:tc>
           <w:tcPr>
-            <w:tcW w:type="dxa" w:w="2880"/>
+            <w:tcW w:type="dxa" w:w="3307"/>
           </w:tcPr>
           <w:p>
             <w:r>
@@ -5441,7 +5441,7 @@
       <w:tr>
         <w:tc>
           <w:tcPr>
-            <w:tcW w:type="dxa" w:w="2880"/>
+            <w:tcW w:type="dxa" w:w="3307"/>
           </w:tcPr>
           <w:p>
             <w:r>
@@ -5460,7 +5460,7 @@
         </w:tc>
         <w:tc>
           <w:tcPr>
-            <w:tcW w:type="dxa" w:w="2880"/>
+            <w:tcW w:type="dxa" w:w="3307"/>
           </w:tcPr>
           <w:p>
             <w:r>
@@ -5479,7 +5479,7 @@
         </w:tc>
         <w:tc>
           <w:tcPr>
-            <w:tcW w:type="dxa" w:w="2880"/>
+            <w:tcW w:type="dxa" w:w="3307"/>
           </w:tcPr>
           <w:p>
             <w:r>
@@ -6001,17 +6001,17 @@
       <w:tblPr>
         <w:tblStyle w:val="TableGrid"/>
         <w:tblW w:type="auto" w:w="0"/>
-        <w:tblLayout w:type="autofit"/>
+        <w:tblLayout w:type="fixed"/>
         <w:tblLook w:firstColumn="1" w:firstRow="1" w:lastColumn="0" w:lastRow="0" w:noHBand="0" w:noVBand="1" w:val="04A0"/>
       </w:tblPr>
       <w:tblGrid>
-        <w:gridCol w:w="4320"/>
-        <w:gridCol w:w="4320"/>
+        <w:gridCol w:w="4961"/>
+        <w:gridCol w:w="4961"/>
       </w:tblGrid>
       <w:tr>
         <w:tc>
           <w:tcPr>
-            <w:tcW w:type="dxa" w:w="4320"/>
+            <w:tcW w:type="dxa" w:w="4961"/>
             <w:shd w:fill="D9E2F3"/>
           </w:tcPr>
           <w:p>
@@ -6033,7 +6033,7 @@
         </w:tc>
         <w:tc>
           <w:tcPr>
-            <w:tcW w:type="dxa" w:w="4320"/>
+            <w:tcW w:type="dxa" w:w="4961"/>
             <w:shd w:fill="D9E2F3"/>
           </w:tcPr>
           <w:p>
@@ -6057,7 +6057,7 @@
       <w:tr>
         <w:tc>
           <w:tcPr>
-            <w:tcW w:type="dxa" w:w="4320"/>
+            <w:tcW w:type="dxa" w:w="4961"/>
           </w:tcPr>
           <w:p>
             <w:r>
@@ -6076,7 +6076,7 @@
         </w:tc>
         <w:tc>
           <w:tcPr>
-            <w:tcW w:type="dxa" w:w="4320"/>
+            <w:tcW w:type="dxa" w:w="4961"/>
           </w:tcPr>
           <w:p>
             <w:r>
@@ -6097,7 +6097,7 @@
       <w:tr>
         <w:tc>
           <w:tcPr>
-            <w:tcW w:type="dxa" w:w="4320"/>
+            <w:tcW w:type="dxa" w:w="4961"/>
           </w:tcPr>
           <w:p>
             <w:r>
@@ -6130,7 +6130,7 @@
         </w:tc>
         <w:tc>
           <w:tcPr>
-            <w:tcW w:type="dxa" w:w="4320"/>
+            <w:tcW w:type="dxa" w:w="4961"/>
           </w:tcPr>
           <w:p>
             <w:r>
@@ -6151,7 +6151,7 @@
       <w:tr>
         <w:tc>
           <w:tcPr>
-            <w:tcW w:type="dxa" w:w="4320"/>
+            <w:tcW w:type="dxa" w:w="4961"/>
           </w:tcPr>
           <w:p>
             <w:r>
@@ -6184,7 +6184,7 @@
         </w:tc>
         <w:tc>
           <w:tcPr>
-            <w:tcW w:type="dxa" w:w="4320"/>
+            <w:tcW w:type="dxa" w:w="4961"/>
           </w:tcPr>
           <w:p>
             <w:r>
@@ -6205,7 +6205,7 @@
       <w:tr>
         <w:tc>
           <w:tcPr>
-            <w:tcW w:type="dxa" w:w="4320"/>
+            <w:tcW w:type="dxa" w:w="4961"/>
           </w:tcPr>
           <w:p>
             <w:r>
@@ -6224,7 +6224,7 @@
         </w:tc>
         <w:tc>
           <w:tcPr>
-            <w:tcW w:type="dxa" w:w="4320"/>
+            <w:tcW w:type="dxa" w:w="4961"/>
           </w:tcPr>
           <w:p>
             <w:r>
@@ -6245,7 +6245,7 @@
       <w:tr>
         <w:tc>
           <w:tcPr>
-            <w:tcW w:type="dxa" w:w="4320"/>
+            <w:tcW w:type="dxa" w:w="4961"/>
           </w:tcPr>
           <w:p>
             <w:r>
@@ -6264,7 +6264,7 @@
         </w:tc>
         <w:tc>
           <w:tcPr>
-            <w:tcW w:type="dxa" w:w="4320"/>
+            <w:tcW w:type="dxa" w:w="4961"/>
           </w:tcPr>
           <w:p>
             <w:r>
@@ -6285,7 +6285,7 @@
       <w:tr>
         <w:tc>
           <w:tcPr>
-            <w:tcW w:type="dxa" w:w="4320"/>
+            <w:tcW w:type="dxa" w:w="4961"/>
           </w:tcPr>
           <w:p>
             <w:r>
@@ -6304,7 +6304,7 @@
         </w:tc>
         <w:tc>
           <w:tcPr>
-            <w:tcW w:type="dxa" w:w="4320"/>
+            <w:tcW w:type="dxa" w:w="4961"/>
           </w:tcPr>
           <w:p>
             <w:r>
@@ -6325,7 +6325,7 @@
       <w:tr>
         <w:tc>
           <w:tcPr>
-            <w:tcW w:type="dxa" w:w="4320"/>
+            <w:tcW w:type="dxa" w:w="4961"/>
           </w:tcPr>
           <w:p>
             <w:r>
@@ -6358,7 +6358,7 @@
         </w:tc>
         <w:tc>
           <w:tcPr>
-            <w:tcW w:type="dxa" w:w="4320"/>
+            <w:tcW w:type="dxa" w:w="4961"/>
           </w:tcPr>
           <w:p>
             <w:r>
@@ -7829,19 +7829,19 @@
       <w:tblPr>
         <w:tblStyle w:val="TableGrid"/>
         <w:tblW w:type="auto" w:w="0"/>
-        <w:tblLayout w:type="autofit"/>
+        <w:tblLayout w:type="fixed"/>
         <w:tblLook w:firstColumn="1" w:firstRow="1" w:lastColumn="0" w:lastRow="0" w:noHBand="0" w:noVBand="1" w:val="04A0"/>
       </w:tblPr>
       <w:tblGrid>
-        <w:gridCol w:w="2160"/>
-        <w:gridCol w:w="2160"/>
-        <w:gridCol w:w="2160"/>
-        <w:gridCol w:w="2160"/>
+        <w:gridCol w:w="2480"/>
+        <w:gridCol w:w="2480"/>
+        <w:gridCol w:w="2480"/>
+        <w:gridCol w:w="2480"/>
       </w:tblGrid>
       <w:tr>
         <w:tc>
           <w:tcPr>
-            <w:tcW w:type="dxa" w:w="2160"/>
+            <w:tcW w:type="dxa" w:w="2480"/>
             <w:shd w:fill="D9E2F3"/>
           </w:tcPr>
           <w:p>
@@ -7863,7 +7863,7 @@
         </w:tc>
         <w:tc>
           <w:tcPr>
-            <w:tcW w:type="dxa" w:w="2160"/>
+            <w:tcW w:type="dxa" w:w="2480"/>
             <w:shd w:fill="D9E2F3"/>
           </w:tcPr>
           <w:p>
@@ -7885,7 +7885,7 @@
         </w:tc>
         <w:tc>
           <w:tcPr>
-            <w:tcW w:type="dxa" w:w="2160"/>
+            <w:tcW w:type="dxa" w:w="2480"/>
             <w:shd w:fill="D9E2F3"/>
           </w:tcPr>
           <w:p>
@@ -7907,7 +7907,7 @@
         </w:tc>
         <w:tc>
           <w:tcPr>
-            <w:tcW w:type="dxa" w:w="2160"/>
+            <w:tcW w:type="dxa" w:w="2480"/>
             <w:shd w:fill="D9E2F3"/>
           </w:tcPr>
           <w:p>
@@ -7931,7 +7931,7 @@
       <w:tr>
         <w:tc>
           <w:tcPr>
-            <w:tcW w:type="dxa" w:w="2160"/>
+            <w:tcW w:type="dxa" w:w="2480"/>
           </w:tcPr>
           <w:p>
             <w:r>
@@ -7950,7 +7950,7 @@
         </w:tc>
         <w:tc>
           <w:tcPr>
-            <w:tcW w:type="dxa" w:w="2160"/>
+            <w:tcW w:type="dxa" w:w="2480"/>
           </w:tcPr>
           <w:p>
             <w:r>
@@ -7969,7 +7969,7 @@
         </w:tc>
         <w:tc>
           <w:tcPr>
-            <w:tcW w:type="dxa" w:w="2160"/>
+            <w:tcW w:type="dxa" w:w="2480"/>
           </w:tcPr>
           <w:p>
             <w:r>
@@ -7988,7 +7988,7 @@
         </w:tc>
         <w:tc>
           <w:tcPr>
-            <w:tcW w:type="dxa" w:w="2160"/>
+            <w:tcW w:type="dxa" w:w="2480"/>
           </w:tcPr>
           <w:p>
             <w:r>
@@ -8009,7 +8009,7 @@
       <w:tr>
         <w:tc>
           <w:tcPr>
-            <w:tcW w:type="dxa" w:w="2160"/>
+            <w:tcW w:type="dxa" w:w="2480"/>
           </w:tcPr>
           <w:p>
             <w:r>
@@ -8028,7 +8028,7 @@
         </w:tc>
         <w:tc>
           <w:tcPr>
-            <w:tcW w:type="dxa" w:w="2160"/>
+            <w:tcW w:type="dxa" w:w="2480"/>
           </w:tcPr>
           <w:p>
             <w:r>
@@ -8047,7 +8047,7 @@
         </w:tc>
         <w:tc>
           <w:tcPr>
-            <w:tcW w:type="dxa" w:w="2160"/>
+            <w:tcW w:type="dxa" w:w="2480"/>
           </w:tcPr>
           <w:p>
             <w:r>
@@ -8066,7 +8066,7 @@
         </w:tc>
         <w:tc>
           <w:tcPr>
-            <w:tcW w:type="dxa" w:w="2160"/>
+            <w:tcW w:type="dxa" w:w="2480"/>
           </w:tcPr>
           <w:p>
             <w:r>
@@ -8087,7 +8087,7 @@
       <w:tr>
         <w:tc>
           <w:tcPr>
-            <w:tcW w:type="dxa" w:w="2160"/>
+            <w:tcW w:type="dxa" w:w="2480"/>
           </w:tcPr>
           <w:p>
             <w:r>
@@ -8106,7 +8106,7 @@
         </w:tc>
         <w:tc>
           <w:tcPr>
-            <w:tcW w:type="dxa" w:w="2160"/>
+            <w:tcW w:type="dxa" w:w="2480"/>
           </w:tcPr>
           <w:p>
             <w:r>
@@ -8125,7 +8125,7 @@
         </w:tc>
         <w:tc>
           <w:tcPr>
-            <w:tcW w:type="dxa" w:w="2160"/>
+            <w:tcW w:type="dxa" w:w="2480"/>
           </w:tcPr>
           <w:p>
             <w:r>
@@ -8144,7 +8144,7 @@
         </w:tc>
         <w:tc>
           <w:tcPr>
-            <w:tcW w:type="dxa" w:w="2160"/>
+            <w:tcW w:type="dxa" w:w="2480"/>
           </w:tcPr>
           <w:p>
             <w:r>
@@ -8165,7 +8165,7 @@
       <w:tr>
         <w:tc>
           <w:tcPr>
-            <w:tcW w:type="dxa" w:w="2160"/>
+            <w:tcW w:type="dxa" w:w="2480"/>
           </w:tcPr>
           <w:p>
             <w:r>
@@ -8184,7 +8184,7 @@
         </w:tc>
         <w:tc>
           <w:tcPr>
-            <w:tcW w:type="dxa" w:w="2160"/>
+            <w:tcW w:type="dxa" w:w="2480"/>
           </w:tcPr>
           <w:p>
             <w:r>
@@ -8203,7 +8203,7 @@
         </w:tc>
         <w:tc>
           <w:tcPr>
-            <w:tcW w:type="dxa" w:w="2160"/>
+            <w:tcW w:type="dxa" w:w="2480"/>
           </w:tcPr>
           <w:p>
             <w:r>
@@ -8222,7 +8222,7 @@
         </w:tc>
         <w:tc>
           <w:tcPr>
-            <w:tcW w:type="dxa" w:w="2160"/>
+            <w:tcW w:type="dxa" w:w="2480"/>
           </w:tcPr>
           <w:p>
             <w:r>
@@ -8243,7 +8243,7 @@
       <w:tr>
         <w:tc>
           <w:tcPr>
-            <w:tcW w:type="dxa" w:w="2160"/>
+            <w:tcW w:type="dxa" w:w="2480"/>
           </w:tcPr>
           <w:p>
             <w:r>
@@ -8262,7 +8262,7 @@
         </w:tc>
         <w:tc>
           <w:tcPr>
-            <w:tcW w:type="dxa" w:w="2160"/>
+            <w:tcW w:type="dxa" w:w="2480"/>
           </w:tcPr>
           <w:p>
             <w:r>
@@ -8295,7 +8295,7 @@
         </w:tc>
         <w:tc>
           <w:tcPr>
-            <w:tcW w:type="dxa" w:w="2160"/>
+            <w:tcW w:type="dxa" w:w="2480"/>
           </w:tcPr>
           <w:p>
             <w:r>
@@ -8314,7 +8314,7 @@
         </w:tc>
         <w:tc>
           <w:tcPr>
-            <w:tcW w:type="dxa" w:w="2160"/>
+            <w:tcW w:type="dxa" w:w="2480"/>
           </w:tcPr>
           <w:p>
             <w:r>
@@ -8342,7 +8342,7 @@
       <w:tr>
         <w:tc>
           <w:tcPr>
-            <w:tcW w:type="dxa" w:w="2160"/>
+            <w:tcW w:type="dxa" w:w="2480"/>
           </w:tcPr>
           <w:p>
             <w:r>
@@ -8361,7 +8361,7 @@
         </w:tc>
         <w:tc>
           <w:tcPr>
-            <w:tcW w:type="dxa" w:w="2160"/>
+            <w:tcW w:type="dxa" w:w="2480"/>
           </w:tcPr>
           <w:p>
             <w:r>
@@ -8380,7 +8380,7 @@
         </w:tc>
         <w:tc>
           <w:tcPr>
-            <w:tcW w:type="dxa" w:w="2160"/>
+            <w:tcW w:type="dxa" w:w="2480"/>
           </w:tcPr>
           <w:p>
             <w:r>
@@ -8399,7 +8399,7 @@
         </w:tc>
         <w:tc>
           <w:tcPr>
-            <w:tcW w:type="dxa" w:w="2160"/>
+            <w:tcW w:type="dxa" w:w="2480"/>
           </w:tcPr>
           <w:p>
             <w:r>
@@ -8420,7 +8420,7 @@
       <w:tr>
         <w:tc>
           <w:tcPr>
-            <w:tcW w:type="dxa" w:w="2160"/>
+            <w:tcW w:type="dxa" w:w="2480"/>
           </w:tcPr>
           <w:p>
             <w:r>
@@ -8439,7 +8439,7 @@
         </w:tc>
         <w:tc>
           <w:tcPr>
-            <w:tcW w:type="dxa" w:w="2160"/>
+            <w:tcW w:type="dxa" w:w="2480"/>
           </w:tcPr>
           <w:p>
             <w:r>
@@ -8458,7 +8458,7 @@
         </w:tc>
         <w:tc>
           <w:tcPr>
-            <w:tcW w:type="dxa" w:w="2160"/>
+            <w:tcW w:type="dxa" w:w="2480"/>
           </w:tcPr>
           <w:p>
             <w:r>
@@ -8477,7 +8477,7 @@
         </w:tc>
         <w:tc>
           <w:tcPr>
-            <w:tcW w:type="dxa" w:w="2160"/>
+            <w:tcW w:type="dxa" w:w="2480"/>
           </w:tcPr>
           <w:p>
             <w:r>
@@ -8498,7 +8498,7 @@
       <w:tr>
         <w:tc>
           <w:tcPr>
-            <w:tcW w:type="dxa" w:w="2160"/>
+            <w:tcW w:type="dxa" w:w="2480"/>
           </w:tcPr>
           <w:p>
             <w:r>
@@ -8517,7 +8517,7 @@
         </w:tc>
         <w:tc>
           <w:tcPr>
-            <w:tcW w:type="dxa" w:w="2160"/>
+            <w:tcW w:type="dxa" w:w="2480"/>
           </w:tcPr>
           <w:p>
             <w:r>
@@ -8536,7 +8536,7 @@
         </w:tc>
         <w:tc>
           <w:tcPr>
-            <w:tcW w:type="dxa" w:w="2160"/>
+            <w:tcW w:type="dxa" w:w="2480"/>
           </w:tcPr>
           <w:p>
             <w:r>
@@ -8562,7 +8562,7 @@
         </w:tc>
         <w:tc>
           <w:tcPr>
-            <w:tcW w:type="dxa" w:w="2160"/>
+            <w:tcW w:type="dxa" w:w="2480"/>
           </w:tcPr>
           <w:p>
             <w:r>
@@ -8597,7 +8597,7 @@
       <w:tr>
         <w:tc>
           <w:tcPr>
-            <w:tcW w:type="dxa" w:w="2160"/>
+            <w:tcW w:type="dxa" w:w="2480"/>
           </w:tcPr>
           <w:p>
             <w:r>
@@ -8616,7 +8616,7 @@
         </w:tc>
         <w:tc>
           <w:tcPr>
-            <w:tcW w:type="dxa" w:w="2160"/>
+            <w:tcW w:type="dxa" w:w="2480"/>
           </w:tcPr>
           <w:p>
             <w:r>
@@ -8635,7 +8635,7 @@
         </w:tc>
         <w:tc>
           <w:tcPr>
-            <w:tcW w:type="dxa" w:w="2160"/>
+            <w:tcW w:type="dxa" w:w="2480"/>
           </w:tcPr>
           <w:p>
             <w:r>
@@ -8661,7 +8661,7 @@
         </w:tc>
         <w:tc>
           <w:tcPr>
-            <w:tcW w:type="dxa" w:w="2160"/>
+            <w:tcW w:type="dxa" w:w="2480"/>
           </w:tcPr>
           <w:p>
             <w:r>
@@ -8689,7 +8689,7 @@
       <w:tr>
         <w:tc>
           <w:tcPr>
-            <w:tcW w:type="dxa" w:w="2160"/>
+            <w:tcW w:type="dxa" w:w="2480"/>
           </w:tcPr>
           <w:p>
             <w:r>
@@ -8708,7 +8708,7 @@
         </w:tc>
         <w:tc>
           <w:tcPr>
-            <w:tcW w:type="dxa" w:w="2160"/>
+            <w:tcW w:type="dxa" w:w="2480"/>
           </w:tcPr>
           <w:p>
             <w:r>
@@ -8727,7 +8727,7 @@
         </w:tc>
         <w:tc>
           <w:tcPr>
-            <w:tcW w:type="dxa" w:w="2160"/>
+            <w:tcW w:type="dxa" w:w="2480"/>
           </w:tcPr>
           <w:p>
             <w:r>
@@ -8753,7 +8753,7 @@
         </w:tc>
         <w:tc>
           <w:tcPr>
-            <w:tcW w:type="dxa" w:w="2160"/>
+            <w:tcW w:type="dxa" w:w="2480"/>
           </w:tcPr>
           <w:p>
             <w:r>
@@ -8774,7 +8774,7 @@
       <w:tr>
         <w:tc>
           <w:tcPr>
-            <w:tcW w:type="dxa" w:w="2160"/>
+            <w:tcW w:type="dxa" w:w="2480"/>
           </w:tcPr>
           <w:p>
             <w:r>
@@ -8793,7 +8793,7 @@
         </w:tc>
         <w:tc>
           <w:tcPr>
-            <w:tcW w:type="dxa" w:w="2160"/>
+            <w:tcW w:type="dxa" w:w="2480"/>
           </w:tcPr>
           <w:p>
             <w:r>
@@ -8812,7 +8812,7 @@
         </w:tc>
         <w:tc>
           <w:tcPr>
-            <w:tcW w:type="dxa" w:w="2160"/>
+            <w:tcW w:type="dxa" w:w="2480"/>
           </w:tcPr>
           <w:p>
             <w:r>
@@ -8831,7 +8831,7 @@
         </w:tc>
         <w:tc>
           <w:tcPr>
-            <w:tcW w:type="dxa" w:w="2160"/>
+            <w:tcW w:type="dxa" w:w="2480"/>
           </w:tcPr>
           <w:p>
             <w:r>
@@ -8852,7 +8852,7 @@
       <w:tr>
         <w:tc>
           <w:tcPr>
-            <w:tcW w:type="dxa" w:w="2160"/>
+            <w:tcW w:type="dxa" w:w="2480"/>
           </w:tcPr>
           <w:p>
             <w:r>
@@ -8871,7 +8871,7 @@
         </w:tc>
         <w:tc>
           <w:tcPr>
-            <w:tcW w:type="dxa" w:w="2160"/>
+            <w:tcW w:type="dxa" w:w="2480"/>
           </w:tcPr>
           <w:p>
             <w:r>
@@ -8890,7 +8890,7 @@
         </w:tc>
         <w:tc>
           <w:tcPr>
-            <w:tcW w:type="dxa" w:w="2160"/>
+            <w:tcW w:type="dxa" w:w="2480"/>
           </w:tcPr>
           <w:p>
             <w:r>
@@ -8909,7 +8909,7 @@
         </w:tc>
         <w:tc>
           <w:tcPr>
-            <w:tcW w:type="dxa" w:w="2160"/>
+            <w:tcW w:type="dxa" w:w="2480"/>
           </w:tcPr>
           <w:p>
             <w:r>
@@ -8930,7 +8930,7 @@
       <w:tr>
         <w:tc>
           <w:tcPr>
-            <w:tcW w:type="dxa" w:w="2160"/>
+            <w:tcW w:type="dxa" w:w="2480"/>
           </w:tcPr>
           <w:p>
             <w:r>
@@ -8949,7 +8949,7 @@
         </w:tc>
         <w:tc>
           <w:tcPr>
-            <w:tcW w:type="dxa" w:w="2160"/>
+            <w:tcW w:type="dxa" w:w="2480"/>
           </w:tcPr>
           <w:p>
             <w:r>
@@ -8968,7 +8968,7 @@
         </w:tc>
         <w:tc>
           <w:tcPr>
-            <w:tcW w:type="dxa" w:w="2160"/>
+            <w:tcW w:type="dxa" w:w="2480"/>
           </w:tcPr>
           <w:p>
             <w:r>
@@ -8987,7 +8987,7 @@
         </w:tc>
         <w:tc>
           <w:tcPr>
-            <w:tcW w:type="dxa" w:w="2160"/>
+            <w:tcW w:type="dxa" w:w="2480"/>
           </w:tcPr>
           <w:p>
             <w:r>
@@ -9008,7 +9008,7 @@
       <w:tr>
         <w:tc>
           <w:tcPr>
-            <w:tcW w:type="dxa" w:w="2160"/>
+            <w:tcW w:type="dxa" w:w="2480"/>
           </w:tcPr>
           <w:p>
             <w:r>
@@ -9027,7 +9027,7 @@
         </w:tc>
         <w:tc>
           <w:tcPr>
-            <w:tcW w:type="dxa" w:w="2160"/>
+            <w:tcW w:type="dxa" w:w="2480"/>
           </w:tcPr>
           <w:p>
             <w:r>
@@ -9053,7 +9053,7 @@
         </w:tc>
         <w:tc>
           <w:tcPr>
-            <w:tcW w:type="dxa" w:w="2160"/>
+            <w:tcW w:type="dxa" w:w="2480"/>
           </w:tcPr>
           <w:p>
             <w:r>
@@ -9072,7 +9072,7 @@
         </w:tc>
         <w:tc>
           <w:tcPr>
-            <w:tcW w:type="dxa" w:w="2160"/>
+            <w:tcW w:type="dxa" w:w="2480"/>
           </w:tcPr>
           <w:p>
             <w:r>
@@ -9282,19 +9282,19 @@
       <w:tblPr>
         <w:tblStyle w:val="TableGrid"/>
         <w:tblW w:type="auto" w:w="0"/>
-        <w:tblLayout w:type="autofit"/>
+        <w:tblLayout w:type="fixed"/>
         <w:tblLook w:firstColumn="1" w:firstRow="1" w:lastColumn="0" w:lastRow="0" w:noHBand="0" w:noVBand="1" w:val="04A0"/>
       </w:tblPr>
       <w:tblGrid>
-        <w:gridCol w:w="2160"/>
-        <w:gridCol w:w="2160"/>
-        <w:gridCol w:w="2160"/>
-        <w:gridCol w:w="2160"/>
+        <w:gridCol w:w="2480"/>
+        <w:gridCol w:w="2480"/>
+        <w:gridCol w:w="2480"/>
+        <w:gridCol w:w="2480"/>
       </w:tblGrid>
       <w:tr>
         <w:tc>
           <w:tcPr>
-            <w:tcW w:type="dxa" w:w="2160"/>
+            <w:tcW w:type="dxa" w:w="2480"/>
             <w:shd w:fill="D9E2F3"/>
           </w:tcPr>
           <w:p>
@@ -9316,7 +9316,7 @@
         </w:tc>
         <w:tc>
           <w:tcPr>
-            <w:tcW w:type="dxa" w:w="2160"/>
+            <w:tcW w:type="dxa" w:w="2480"/>
             <w:shd w:fill="D9E2F3"/>
           </w:tcPr>
           <w:p>
@@ -9338,7 +9338,7 @@
         </w:tc>
         <w:tc>
           <w:tcPr>
-            <w:tcW w:type="dxa" w:w="2160"/>
+            <w:tcW w:type="dxa" w:w="2480"/>
             <w:shd w:fill="D9E2F3"/>
           </w:tcPr>
           <w:p>
@@ -9360,7 +9360,7 @@
         </w:tc>
         <w:tc>
           <w:tcPr>
-            <w:tcW w:type="dxa" w:w="2160"/>
+            <w:tcW w:type="dxa" w:w="2480"/>
             <w:shd w:fill="D9E2F3"/>
           </w:tcPr>
           <w:p>
@@ -9384,7 +9384,7 @@
       <w:tr>
         <w:tc>
           <w:tcPr>
-            <w:tcW w:type="dxa" w:w="2160"/>
+            <w:tcW w:type="dxa" w:w="2480"/>
           </w:tcPr>
           <w:p>
             <w:r>
@@ -9403,7 +9403,7 @@
         </w:tc>
         <w:tc>
           <w:tcPr>
-            <w:tcW w:type="dxa" w:w="2160"/>
+            <w:tcW w:type="dxa" w:w="2480"/>
           </w:tcPr>
           <w:p>
             <w:r>
@@ -9422,7 +9422,7 @@
         </w:tc>
         <w:tc>
           <w:tcPr>
-            <w:tcW w:type="dxa" w:w="2160"/>
+            <w:tcW w:type="dxa" w:w="2480"/>
           </w:tcPr>
           <w:p>
             <w:r>
@@ -9441,7 +9441,7 @@
         </w:tc>
         <w:tc>
           <w:tcPr>
-            <w:tcW w:type="dxa" w:w="2160"/>
+            <w:tcW w:type="dxa" w:w="2480"/>
           </w:tcPr>
           <w:p>
             <w:r>
@@ -9464,8 +9464,8 @@
     <w:sectPr>
       <w:footerReference w:type="default" r:id="rId9"/>
       <w:headerReference w:type="default" r:id="rId10"/>
-      <w:pgSz w:w="12240" w:h="15840"/>
-      <w:pgMar w:top="1440" w:right="1800" w:bottom="1440" w:left="1800" w:header="720" w:footer="720" w:gutter="0"/>
+      <w:pgSz w:w="11906" w:h="16838"/>
+      <w:pgMar w:top="1417" w:right="850" w:bottom="1134" w:left="1134" w:header="720" w:footer="720" w:gutter="0"/>
       <w:cols w:space="720"/>
       <w:docGrid w:linePitch="360"/>
     </w:sectPr>
